--- a/practice_test/real_document/generated/PRJ-9201_tender_pack_r1/PRJ-9201-D25_r1_Technical-query-RFI-register.docx
+++ b/practice_test/real_document/generated/PRJ-9201_tender_pack_r1/PRJ-9201-D25_r1_Technical-query-RFI-register.docx
@@ -515,6 +515,342 @@
           </w:tcPr>
           <w:p>
             <w:r>
+              <w:t>technical</w:t>
+            </w:r>
+          </w:p>
+        </w:tc>
+        <w:tc>
+          <w:tcPr>
+            <w:tcW w:type="dxa" w:w="960"/>
+          </w:tcPr>
+          <w:p>
+            <w:r>
+              <w:t>BOQ item 1.1 ('Excavation in pits for footings') uses open wording (assumed, assumption, confirm, not printed) in: Remarks. Please state the exact scope, extent and responsibility priced under this item.</w:t>
+            </w:r>
+          </w:p>
+        </w:tc>
+        <w:tc>
+          <w:tcPr>
+            <w:tcW w:type="dxa" w:w="960"/>
+          </w:tcPr>
+          <w:p>
+            <w:r>
+              <w:t>Open wording leaves scope or quantity undefined; the estimate cannot price it without an assumption.</w:t>
+            </w:r>
+          </w:p>
+        </w:tc>
+        <w:tc>
+          <w:tcPr>
+            <w:tcW w:type="dxa" w:w="960"/>
+          </w:tcPr>
+          <w:p>
+            <w:r/>
+          </w:p>
+        </w:tc>
+        <w:tc>
+          <w:tcPr>
+            <w:tcW w:type="dxa" w:w="960"/>
+          </w:tcPr>
+          <w:p>
+            <w:r>
+              <w:t>Draft</w:t>
+            </w:r>
+          </w:p>
+        </w:tc>
+        <w:tc>
+          <w:tcPr>
+            <w:tcW w:type="dxa" w:w="960"/>
+          </w:tcPr>
+          <w:p>
+            <w:r/>
+          </w:p>
+        </w:tc>
+        <w:tc>
+          <w:tcPr>
+            <w:tcW w:type="dxa" w:w="960"/>
+          </w:tcPr>
+          <w:p>
+            <w:r/>
+          </w:p>
+        </w:tc>
+        <w:tc>
+          <w:tcPr>
+            <w:tcW w:type="dxa" w:w="960"/>
+          </w:tcPr>
+          <w:p>
+            <w:r/>
+          </w:p>
+        </w:tc>
+      </w:tr>
+      <w:tr>
+        <w:tc>
+          <w:tcPr>
+            <w:tcW w:type="dxa" w:w="960"/>
+          </w:tcPr>
+          <w:p>
+            <w:r>
+              <w:t>TQ-PRJ-9201-002</w:t>
+            </w:r>
+          </w:p>
+        </w:tc>
+        <w:tc>
+          <w:tcPr>
+            <w:tcW w:type="dxa" w:w="960"/>
+          </w:tcPr>
+          <w:p>
+            <w:r>
+              <w:t>technical</w:t>
+            </w:r>
+          </w:p>
+        </w:tc>
+        <w:tc>
+          <w:tcPr>
+            <w:tcW w:type="dxa" w:w="960"/>
+          </w:tcPr>
+          <w:p>
+            <w:r>
+              <w:t>BOQ item 7.1 ('Roof and canopy members') uses open wording (not stated) in: Section. Please state the exact scope, extent and responsibility priced under this item.</w:t>
+            </w:r>
+          </w:p>
+        </w:tc>
+        <w:tc>
+          <w:tcPr>
+            <w:tcW w:type="dxa" w:w="960"/>
+          </w:tcPr>
+          <w:p>
+            <w:r>
+              <w:t>Open wording leaves scope or quantity undefined; the estimate cannot price it without an assumption.</w:t>
+            </w:r>
+          </w:p>
+        </w:tc>
+        <w:tc>
+          <w:tcPr>
+            <w:tcW w:type="dxa" w:w="960"/>
+          </w:tcPr>
+          <w:p>
+            <w:r/>
+          </w:p>
+        </w:tc>
+        <w:tc>
+          <w:tcPr>
+            <w:tcW w:type="dxa" w:w="960"/>
+          </w:tcPr>
+          <w:p>
+            <w:r>
+              <w:t>Draft</w:t>
+            </w:r>
+          </w:p>
+        </w:tc>
+        <w:tc>
+          <w:tcPr>
+            <w:tcW w:type="dxa" w:w="960"/>
+          </w:tcPr>
+          <w:p>
+            <w:r/>
+          </w:p>
+        </w:tc>
+        <w:tc>
+          <w:tcPr>
+            <w:tcW w:type="dxa" w:w="960"/>
+          </w:tcPr>
+          <w:p>
+            <w:r/>
+          </w:p>
+        </w:tc>
+        <w:tc>
+          <w:tcPr>
+            <w:tcW w:type="dxa" w:w="960"/>
+          </w:tcPr>
+          <w:p>
+            <w:r/>
+          </w:p>
+        </w:tc>
+      </w:tr>
+      <w:tr>
+        <w:tc>
+          <w:tcPr>
+            <w:tcW w:type="dxa" w:w="960"/>
+          </w:tcPr>
+          <w:p>
+            <w:r>
+              <w:t>TQ-PRJ-9201-003</w:t>
+            </w:r>
+          </w:p>
+        </w:tc>
+        <w:tc>
+          <w:tcPr>
+            <w:tcW w:type="dxa" w:w="960"/>
+          </w:tcPr>
+          <w:p>
+            <w:r>
+              <w:t>boq_discrepancy</w:t>
+            </w:r>
+          </w:p>
+        </w:tc>
+        <w:tc>
+          <w:tcPr>
+            <w:tcW w:type="dxa" w:w="960"/>
+          </w:tcPr>
+          <w:p>
+            <w:r>
+              <w:t>BOQ items 5.2 and 5.3 are almost identical ('Door 800 × 2400 mm' vs 'Door 802 × 2400 mm'; sizes differ by &lt;= 1%). Are they the same item typed differently, or genuinely different?</w:t>
+            </w:r>
+          </w:p>
+        </w:tc>
+        <w:tc>
+          <w:tcPr>
+            <w:tcW w:type="dxa" w:w="960"/>
+          </w:tcPr>
+          <w:p>
+            <w:r>
+              <w:t>Near-duplicate lines may split one quantity or price two sizes that are the same.</w:t>
+            </w:r>
+          </w:p>
+        </w:tc>
+        <w:tc>
+          <w:tcPr>
+            <w:tcW w:type="dxa" w:w="960"/>
+          </w:tcPr>
+          <w:p>
+            <w:r/>
+          </w:p>
+        </w:tc>
+        <w:tc>
+          <w:tcPr>
+            <w:tcW w:type="dxa" w:w="960"/>
+          </w:tcPr>
+          <w:p>
+            <w:r>
+              <w:t>Draft</w:t>
+            </w:r>
+          </w:p>
+        </w:tc>
+        <w:tc>
+          <w:tcPr>
+            <w:tcW w:type="dxa" w:w="960"/>
+          </w:tcPr>
+          <w:p>
+            <w:r/>
+          </w:p>
+        </w:tc>
+        <w:tc>
+          <w:tcPr>
+            <w:tcW w:type="dxa" w:w="960"/>
+          </w:tcPr>
+          <w:p>
+            <w:r/>
+          </w:p>
+        </w:tc>
+        <w:tc>
+          <w:tcPr>
+            <w:tcW w:type="dxa" w:w="960"/>
+          </w:tcPr>
+          <w:p>
+            <w:r/>
+          </w:p>
+        </w:tc>
+      </w:tr>
+      <w:tr>
+        <w:tc>
+          <w:tcPr>
+            <w:tcW w:type="dxa" w:w="960"/>
+          </w:tcPr>
+          <w:p>
+            <w:r>
+              <w:t>TQ-PRJ-9201-004</w:t>
+            </w:r>
+          </w:p>
+        </w:tc>
+        <w:tc>
+          <w:tcPr>
+            <w:tcW w:type="dxa" w:w="960"/>
+          </w:tcPr>
+          <w:p>
+            <w:r>
+              <w:t>boq_discrepancy</w:t>
+            </w:r>
+          </w:p>
+        </w:tc>
+        <w:tc>
+          <w:tcPr>
+            <w:tcW w:type="dxa" w:w="960"/>
+          </w:tcPr>
+          <w:p>
+            <w:r>
+              <w:t>BOQ items 5.16 and 5.20 are almost identical ('Window 1206 × 2000 mm' vs 'Window 1200 × 2000 mm'; sizes differ by &lt;= 1%). Are they the same item typed differently, or genuinely different?</w:t>
+            </w:r>
+          </w:p>
+        </w:tc>
+        <w:tc>
+          <w:tcPr>
+            <w:tcW w:type="dxa" w:w="960"/>
+          </w:tcPr>
+          <w:p>
+            <w:r>
+              <w:t>Near-duplicate lines may split one quantity or price two sizes that are the same.</w:t>
+            </w:r>
+          </w:p>
+        </w:tc>
+        <w:tc>
+          <w:tcPr>
+            <w:tcW w:type="dxa" w:w="960"/>
+          </w:tcPr>
+          <w:p>
+            <w:r/>
+          </w:p>
+        </w:tc>
+        <w:tc>
+          <w:tcPr>
+            <w:tcW w:type="dxa" w:w="960"/>
+          </w:tcPr>
+          <w:p>
+            <w:r>
+              <w:t>Draft</w:t>
+            </w:r>
+          </w:p>
+        </w:tc>
+        <w:tc>
+          <w:tcPr>
+            <w:tcW w:type="dxa" w:w="960"/>
+          </w:tcPr>
+          <w:p>
+            <w:r/>
+          </w:p>
+        </w:tc>
+        <w:tc>
+          <w:tcPr>
+            <w:tcW w:type="dxa" w:w="960"/>
+          </w:tcPr>
+          <w:p>
+            <w:r/>
+          </w:p>
+        </w:tc>
+        <w:tc>
+          <w:tcPr>
+            <w:tcW w:type="dxa" w:w="960"/>
+          </w:tcPr>
+          <w:p>
+            <w:r/>
+          </w:p>
+        </w:tc>
+      </w:tr>
+      <w:tr>
+        <w:tc>
+          <w:tcPr>
+            <w:tcW w:type="dxa" w:w="960"/>
+          </w:tcPr>
+          <w:p>
+            <w:r>
+              <w:t>TQ-PRJ-9201-005</w:t>
+            </w:r>
+          </w:p>
+        </w:tc>
+        <w:tc>
+          <w:tcPr>
+            <w:tcW w:type="dxa" w:w="960"/>
+          </w:tcPr>
+          <w:p>
+            <w:r>
               <w:t>missing_input</w:t>
             </w:r>
           </w:p>
@@ -589,7 +925,7 @@
           </w:tcPr>
           <w:p>
             <w:r>
-              <w:t>TQ-PRJ-9201-002</w:t>
+              <w:t>TQ-PRJ-9201-006</w:t>
             </w:r>
           </w:p>
         </w:tc>
@@ -673,7 +1009,7 @@
           </w:tcPr>
           <w:p>
             <w:r>
-              <w:t>TQ-PRJ-9201-003</w:t>
+              <w:t>TQ-PRJ-9201-007</w:t>
             </w:r>
           </w:p>
         </w:tc>
@@ -757,7 +1093,7 @@
           </w:tcPr>
           <w:p>
             <w:r>
-              <w:t>TQ-PRJ-9201-004</w:t>
+              <w:t>TQ-PRJ-9201-008</w:t>
             </w:r>
           </w:p>
         </w:tc>
@@ -841,7 +1177,7 @@
           </w:tcPr>
           <w:p>
             <w:r>
-              <w:t>TQ-PRJ-9201-005</w:t>
+              <w:t>TQ-PRJ-9201-009</w:t>
             </w:r>
           </w:p>
         </w:tc>
@@ -925,7 +1261,7 @@
           </w:tcPr>
           <w:p>
             <w:r>
-              <w:t>TQ-PRJ-9201-006</w:t>
+              <w:t>TQ-PRJ-9201-010</w:t>
             </w:r>
           </w:p>
         </w:tc>
@@ -1009,7 +1345,7 @@
           </w:tcPr>
           <w:p>
             <w:r>
-              <w:t>TQ-PRJ-9201-007</w:t>
+              <w:t>TQ-PRJ-9201-011</w:t>
             </w:r>
           </w:p>
         </w:tc>
@@ -1093,7 +1429,7 @@
           </w:tcPr>
           <w:p>
             <w:r>
-              <w:t>TQ-PRJ-9201-008</w:t>
+              <w:t>TQ-PRJ-9201-012</w:t>
             </w:r>
           </w:p>
         </w:tc>
@@ -1177,7 +1513,7 @@
           </w:tcPr>
           <w:p>
             <w:r>
-              <w:t>TQ-PRJ-9201-009</w:t>
+              <w:t>TQ-PRJ-9201-013</w:t>
             </w:r>
           </w:p>
         </w:tc>
@@ -1261,7 +1597,7 @@
           </w:tcPr>
           <w:p>
             <w:r>
-              <w:t>TQ-PRJ-9201-010</w:t>
+              <w:t>TQ-PRJ-9201-014</w:t>
             </w:r>
           </w:p>
         </w:tc>
@@ -1345,7 +1681,7 @@
           </w:tcPr>
           <w:p>
             <w:r>
-              <w:t>TQ-PRJ-9201-011</w:t>
+              <w:t>TQ-PRJ-9201-015</w:t>
             </w:r>
           </w:p>
         </w:tc>
@@ -1429,7 +1765,7 @@
           </w:tcPr>
           <w:p>
             <w:r>
-              <w:t>TQ-PRJ-9201-012</w:t>
+              <w:t>TQ-PRJ-9201-016</w:t>
             </w:r>
           </w:p>
         </w:tc>
@@ -1513,7 +1849,7 @@
           </w:tcPr>
           <w:p>
             <w:r>
-              <w:t>TQ-PRJ-9201-013</w:t>
+              <w:t>TQ-PRJ-9201-017</w:t>
             </w:r>
           </w:p>
         </w:tc>
@@ -1597,7 +1933,7 @@
           </w:tcPr>
           <w:p>
             <w:r>
-              <w:t>TQ-PRJ-9201-014</w:t>
+              <w:t>TQ-PRJ-9201-018</w:t>
             </w:r>
           </w:p>
         </w:tc>
@@ -1681,7 +2017,7 @@
           </w:tcPr>
           <w:p>
             <w:r>
-              <w:t>TQ-PRJ-9201-015</w:t>
+              <w:t>TQ-PRJ-9201-019</w:t>
             </w:r>
           </w:p>
         </w:tc>
@@ -1765,7 +2101,7 @@
           </w:tcPr>
           <w:p>
             <w:r>
-              <w:t>TQ-PRJ-9201-016</w:t>
+              <w:t>TQ-PRJ-9201-020</w:t>
             </w:r>
           </w:p>
         </w:tc>
@@ -1849,7 +2185,7 @@
           </w:tcPr>
           <w:p>
             <w:r>
-              <w:t>TQ-PRJ-9201-017</w:t>
+              <w:t>TQ-PRJ-9201-021</w:t>
             </w:r>
           </w:p>
         </w:tc>
@@ -1933,7 +2269,7 @@
           </w:tcPr>
           <w:p>
             <w:r>
-              <w:t>TQ-PRJ-9201-018</w:t>
+              <w:t>TQ-PRJ-9201-022</w:t>
             </w:r>
           </w:p>
         </w:tc>
@@ -2017,7 +2353,7 @@
           </w:tcPr>
           <w:p>
             <w:r>
-              <w:t>TQ-PRJ-9201-019</w:t>
+              <w:t>TQ-PRJ-9201-023</w:t>
             </w:r>
           </w:p>
         </w:tc>
@@ -2101,7 +2437,7 @@
           </w:tcPr>
           <w:p>
             <w:r>
-              <w:t>TQ-PRJ-9201-020</w:t>
+              <w:t>TQ-PRJ-9201-024</w:t>
             </w:r>
           </w:p>
         </w:tc>
@@ -2185,7 +2521,7 @@
           </w:tcPr>
           <w:p>
             <w:r>
-              <w:t>TQ-PRJ-9201-021</w:t>
+              <w:t>TQ-PRJ-9201-025</w:t>
             </w:r>
           </w:p>
         </w:tc>
@@ -2269,7 +2605,7 @@
           </w:tcPr>
           <w:p>
             <w:r>
-              <w:t>TQ-PRJ-9201-022</w:t>
+              <w:t>TQ-PRJ-9201-026</w:t>
             </w:r>
           </w:p>
         </w:tc>
@@ -2353,7 +2689,7 @@
           </w:tcPr>
           <w:p>
             <w:r>
-              <w:t>TQ-PRJ-9201-023</w:t>
+              <w:t>TQ-PRJ-9201-027</w:t>
             </w:r>
           </w:p>
         </w:tc>
@@ -2437,7 +2773,7 @@
           </w:tcPr>
           <w:p>
             <w:r>
-              <w:t>TQ-PRJ-9201-024</w:t>
+              <w:t>TQ-PRJ-9201-028</w:t>
             </w:r>
           </w:p>
         </w:tc>
@@ -2521,7 +2857,7 @@
           </w:tcPr>
           <w:p>
             <w:r>
-              <w:t>TQ-PRJ-9201-025</w:t>
+              <w:t>TQ-PRJ-9201-029</w:t>
             </w:r>
           </w:p>
         </w:tc>
@@ -2605,7 +2941,7 @@
           </w:tcPr>
           <w:p>
             <w:r>
-              <w:t>TQ-PRJ-9201-026</w:t>
+              <w:t>TQ-PRJ-9201-030</w:t>
             </w:r>
           </w:p>
         </w:tc>
@@ -2689,7 +3025,7 @@
           </w:tcPr>
           <w:p>
             <w:r>
-              <w:t>TQ-PRJ-9201-027</w:t>
+              <w:t>TQ-PRJ-9201-031</w:t>
             </w:r>
           </w:p>
         </w:tc>
@@ -2773,7 +3109,7 @@
           </w:tcPr>
           <w:p>
             <w:r>
-              <w:t>TQ-PRJ-9201-028</w:t>
+              <w:t>TQ-PRJ-9201-032</w:t>
             </w:r>
           </w:p>
         </w:tc>
@@ -2857,7 +3193,7 @@
           </w:tcPr>
           <w:p>
             <w:r>
-              <w:t>TQ-PRJ-9201-029</w:t>
+              <w:t>TQ-PRJ-9201-033</w:t>
             </w:r>
           </w:p>
         </w:tc>
@@ -2941,7 +3277,7 @@
           </w:tcPr>
           <w:p>
             <w:r>
-              <w:t>TQ-PRJ-9201-030</w:t>
+              <w:t>TQ-PRJ-9201-034</w:t>
             </w:r>
           </w:p>
         </w:tc>
@@ -3025,7 +3361,7 @@
           </w:tcPr>
           <w:p>
             <w:r>
-              <w:t>TQ-PRJ-9201-031</w:t>
+              <w:t>TQ-PRJ-9201-035</w:t>
             </w:r>
           </w:p>
         </w:tc>
@@ -3109,7 +3445,7 @@
           </w:tcPr>
           <w:p>
             <w:r>
-              <w:t>TQ-PRJ-9201-032</w:t>
+              <w:t>TQ-PRJ-9201-036</w:t>
             </w:r>
           </w:p>
         </w:tc>
@@ -3193,7 +3529,7 @@
           </w:tcPr>
           <w:p>
             <w:r>
-              <w:t>TQ-PRJ-9201-033</w:t>
+              <w:t>TQ-PRJ-9201-037</w:t>
             </w:r>
           </w:p>
         </w:tc>
@@ -3277,7 +3613,7 @@
           </w:tcPr>
           <w:p>
             <w:r>
-              <w:t>TQ-PRJ-9201-034</w:t>
+              <w:t>TQ-PRJ-9201-038</w:t>
             </w:r>
           </w:p>
         </w:tc>
@@ -3361,7 +3697,7 @@
           </w:tcPr>
           <w:p>
             <w:r>
-              <w:t>TQ-PRJ-9201-035</w:t>
+              <w:t>TQ-PRJ-9201-039</w:t>
             </w:r>
           </w:p>
         </w:tc>
@@ -3445,7 +3781,7 @@
           </w:tcPr>
           <w:p>
             <w:r>
-              <w:t>TQ-PRJ-9201-036</w:t>
+              <w:t>TQ-PRJ-9201-040</w:t>
             </w:r>
           </w:p>
         </w:tc>
